--- a/week-2/Q1. [Docx-HWP] 자기소개서 문서 만들기/sj-document-완성도.docx
+++ b/week-2/Q1. [Docx-HWP] 자기소개서 문서 만들기/sj-document-완성도.docx
@@ -188,7 +188,7 @@
               <w:rPr>
                 <w:sz w:val="19"/>
               </w:rPr>
-              <w:t>+82 10 2582 2111</w:t>
+              <w:t>010-****-2111</w:t>
             </w:r>
           </w:p>
         </w:tc>
@@ -235,7 +235,7 @@
               <w:rPr>
                 <w:sz w:val="19"/>
               </w:rPr>
-              <w:t>h.sungjai@gmail.com</w:t>
+              <w:t>h.s****@gmail.com</w:t>
             </w:r>
           </w:p>
         </w:tc>
@@ -289,7 +289,7 @@
               <w:rPr>
                 <w:sz w:val="19"/>
               </w:rPr>
-              <w:t xml:space="preserve"> 오산시 궐리사로 29번길 15 (운암아파트 101동 1203호)</w:t>
+              <w:t xml:space="preserve"> 오산시 (상세주소 비공개)</w:t>
             </w:r>
           </w:p>
         </w:tc>
